--- a/29_Admin/08_Parent_Letter_Set.docx
+++ b/29_Admin/08_Parent_Letter_Set.docx
@@ -11,7 +11,7 @@
         <w:drawing>
           <wp:inline xmlns:a="http://schemas.openxmlformats.org/drawingml/2006/main" xmlns:pic="http://schemas.openxmlformats.org/drawingml/2006/picture">
             <wp:extent cx="1531979" cy="548640"/>
-            <wp:docPr id="1" name="Picture 1" descr="Hackles logo: Hackle, a smiling yellow creature, beside the word Hackles."/>
+            <wp:docPr id="1" name="Picture 1" descr="Hackles logo: Hackle, a smiling baby hedgehog, beside the word Hackles."/>
             <wp:cNvGraphicFramePr>
               <a:graphicFrameLocks noChangeAspect="1"/>
             </wp:cNvGraphicFramePr>
@@ -628,7 +628,7 @@
           <w:color w:val="2B2D42"/>
           <w:sz w:val="21"/>
         </w:rPr>
-        <w:t>A free kit by Competence Collective · competencecollective.org</w:t>
+        <w:t>Hackles · a free kit · quillsup.org</w:t>
       </w:r>
     </w:p>
     <w:p>
@@ -981,7 +981,7 @@
               <w:rPr>
                 <w:sz w:val="19"/>
               </w:rPr>
-              <w:t xml:space="preserve"> They use paper, projected slides and, at times, an offline classroom activity. Students do not make accounts and the lessons do not collect their personal information. The publisher, Competence Collective, never receives student information. [Edit if your school adds any survey; see below.]</w:t>
+              <w:t xml:space="preserve"> They use paper, projected slides and, at times, an offline classroom activity. Students do not make accounts and the lessons do not collect their personal information. The publisher, the Hackles team, never receives student information. [Edit if your school adds any survey; see below.]</w:t>
             </w:r>
           </w:p>
           <w:p>
@@ -2066,7 +2066,7 @@
         <w:color w:val="5A5C70"/>
         <w:sz w:val="14"/>
       </w:rPr>
-      <w:t>Hackles · © 2026 Competence Collective · competencecollective.org · Text CC BY-NC 4.0 · Name, logos and art: all rights reserved</w:t>
+      <w:t>Hackles · quillsup.org · © 2026 Competence Collective · Text CC BY-NC 4.0 · Name, logos and art: all rights reserved</w:t>
     </w:r>
     <w:r>
       <w:tab/>
